--- a/project/documents/reportletters/noticeofallowanceUpdate.docx
+++ b/project/documents/reportletters/noticeofallowanceUpdate.docx
@@ -4,183 +4,151 @@
   <w:body>
     <w:p>
       <w:pPr>
+        <w:pStyle w:val="NormalWeb"/>
+        <w:spacing w:before="0" w:beforeAutospacing="0" w:after="0" w:afterAutospacing="0"/>
+      </w:pPr>
+      <w:r>
+        <w:t xml:space="preserve">Subject line: &lt;&lt;orgName&gt;&gt;: &lt;&lt;clientRefNo&gt;&gt; / SLW Ref: &lt;&lt;matterNo&gt;&gt; / </w:t>
+      </w:r>
+      <w:r>
+        <w:t>SLW</w:t>
+      </w:r>
+      <w:r>
+        <w:t xml:space="preserve"> Report Out: Issue Fee filed</w:t>
+      </w:r>
+    </w:p>
+    <w:p>
+      <w:pPr>
+        <w:pStyle w:val="NormalWeb"/>
+        <w:spacing w:before="0" w:beforeAutospacing="0" w:after="0" w:afterAutospacing="0"/>
+      </w:pPr>
+    </w:p>
+    <w:p>
+      <w:pPr>
+        <w:pStyle w:val="NormalWeb"/>
+        <w:spacing w:before="0" w:beforeAutospacing="0" w:after="0" w:afterAutospacing="0"/>
+      </w:pPr>
+    </w:p>
+    <w:p>
+      <w:pPr>
+        <w:pStyle w:val="NormalWeb"/>
+        <w:spacing w:before="0" w:beforeAutospacing="0" w:after="0" w:afterAutospacing="0"/>
+      </w:pPr>
+    </w:p>
+    <w:p>
+      <w:pPr>
+        <w:pStyle w:val="NormalWeb"/>
+        <w:spacing w:before="0" w:beforeAutospacing="0" w:after="0" w:afterAutospacing="0"/>
+      </w:pPr>
+      <w:r>
+        <w:t>Body:</w:t>
+      </w:r>
+    </w:p>
+    <w:p>
+      <w:pPr>
+        <w:pStyle w:val="NormalWeb"/>
+        <w:spacing w:before="0" w:beforeAutospacing="0" w:after="0" w:afterAutospacing="0"/>
+      </w:pPr>
+    </w:p>
+    <w:p>
+      <w:pPr>
+        <w:pStyle w:val="NormalWeb"/>
+        <w:spacing w:before="0" w:beforeAutospacing="0" w:after="0" w:afterAutospacing="0"/>
+      </w:pPr>
+      <w:r>
+        <w:t>&lt;&lt;This.upperFirmName&gt;&gt;</w:t>
+      </w:r>
+    </w:p>
+    <w:p>
+      <w:pPr>
+        <w:pStyle w:val="NormalWeb"/>
+        <w:spacing w:before="0" w:beforeAutospacing="0" w:after="0" w:afterAutospacing="0"/>
+      </w:pPr>
+    </w:p>
+    <w:p>
+      <w:pPr>
+        <w:pStyle w:val="NormalWeb"/>
+        <w:spacing w:before="0" w:beforeAutospacing="0" w:after="0" w:afterAutospacing="0"/>
+      </w:pPr>
+      <w:r>
+        <w:t>&lt;&lt;This.WAName&gt;&gt; &lt;&lt;This.WAPhone&gt;&gt;  &lt;&lt;This.WAEmail&gt;&gt;</w:t>
+      </w:r>
+    </w:p>
+    <w:p>
+      <w:pPr>
+        <w:pStyle w:val="NormalWeb"/>
+        <w:spacing w:before="0" w:beforeAutospacing="0" w:after="0" w:afterAutospacing="0"/>
+      </w:pPr>
+      <w:r>
+        <w:t>&lt;&lt;This.paraName&gt;&gt; &lt;&lt;This.paraPhone&gt;&gt;  &lt;&lt;This.paraEmail&gt;&gt;</w:t>
+      </w:r>
+    </w:p>
+    <w:p/>
+    <w:p>
+      <w:pPr>
         <w:tabs>
+          <w:tab w:val="left" w:pos="720"/>
           <w:tab w:val="right" w:pos="9360"/>
         </w:tabs>
-        <w:rPr>
-          <w:sz w:val="20"/>
-          <w:szCs w:val="20"/>
-        </w:rPr>
-      </w:pPr>
+        <w:ind w:left="720" w:hanging="720"/>
+        <w:rPr>
+          <w:noProof/>
+        </w:rPr>
+      </w:pPr>
+      <w:r>
+        <w:t>Re:</w:t>
+      </w:r>
+      <w:r>
+        <w:tab/>
+        <w:t xml:space="preserve">&lt;&lt;orgName&gt;&gt; </w:t>
+      </w:r>
+      <w:r>
+        <w:rPr>
+          <w:bCs/>
+          <w:noProof/>
+        </w:rPr>
+        <w:t>&lt;&lt;clientRefNo&gt;&gt;</w:t>
+      </w:r>
       <w:r>
         <w:rPr>
           <w:b/>
           <w:bCs/>
-          <w:sz w:val="20"/>
-          <w:szCs w:val="20"/>
-        </w:rPr>
-        <w:t>&lt;&lt;WAName&gt;&gt; &lt;&lt;WAPhone&gt;&gt; - Direct Dial</w:t>
-      </w:r>
-      <w:r>
-        <w:rPr>
-          <w:b/>
-          <w:bCs/>
-          <w:sz w:val="20"/>
-          <w:szCs w:val="20"/>
-        </w:rPr>
-        <w:tab/>
-        <w:t>&lt;&lt;paraName&gt;&gt; &lt;&lt;paraPhone&gt;&gt; - Direct Dial</w:t>
+          <w:noProof/>
+        </w:rPr>
+        <w:t xml:space="preserve"> -</w:t>
+      </w:r>
+      <w:r>
+        <w:rPr>
+          <w:noProof/>
+        </w:rPr>
+        <w:t xml:space="preserve"> </w:t>
+      </w:r>
+      <w:r>
+        <w:rPr>
+          <w:noProof/>
+        </w:rPr>
+        <w:t>SLW Ref. No. &lt;&lt;matterNo&gt;&gt;</w:t>
       </w:r>
     </w:p>
     <w:p>
       <w:pPr>
         <w:tabs>
+          <w:tab w:val="left" w:pos="720"/>
           <w:tab w:val="right" w:pos="9360"/>
         </w:tabs>
-      </w:pPr>
-      <w:r>
-        <w:rPr>
-          <w:b/>
-          <w:bCs/>
-          <w:sz w:val="20"/>
-          <w:szCs w:val="20"/>
-        </w:rPr>
-        <w:t>&lt;&lt;WAEmail&gt;&gt;</w:t>
-      </w:r>
-      <w:r>
-        <w:rPr>
-          <w:b/>
-          <w:bCs/>
-          <w:sz w:val="20"/>
-          <w:szCs w:val="20"/>
+        <w:ind w:left="720" w:hanging="720"/>
+        <w:rPr>
+          <w:noProof/>
+        </w:rPr>
+      </w:pPr>
+      <w:r>
+        <w:rPr>
+          <w:noProof/>
         </w:rPr>
         <w:tab/>
-        <w:t>&lt;&lt;paraEmail&gt;&gt;</w:t>
-      </w:r>
-    </w:p>
-    <w:p>
-      <w:pPr>
-        <w:rPr>
-          <w:b/>
-          <w:bCs/>
-        </w:rPr>
-      </w:pPr>
-    </w:p>
-    <w:p>
-      <w:r>
-        <w:t>&lt;&lt;currentDate&gt;&gt;</w:t>
-      </w:r>
-    </w:p>
-    <w:p/>
-    <w:p>
-      <w:pPr>
-        <w:tabs>
-          <w:tab w:val="left" w:pos="-1440"/>
-        </w:tabs>
-      </w:pPr>
-      <w:r>
-        <w:t>&lt;&lt;recipient&gt;&gt;</w:t>
-      </w:r>
-    </w:p>
-    <w:p>
-      <w:pPr>
-        <w:tabs>
-          <w:tab w:val="left" w:pos="-1440"/>
-        </w:tabs>
-      </w:pPr>
-      <w:r>
-        <w:t>&lt;&lt;corrContactTitle&gt;&gt;</w:t>
-      </w:r>
-    </w:p>
-    <w:p>
-      <w:pPr>
-        <w:tabs>
-          <w:tab w:val="left" w:pos="-1440"/>
-        </w:tabs>
-      </w:pPr>
-      <w:r>
-        <w:t>&lt;&lt;orgName&gt;&gt;</w:t>
-      </w:r>
-    </w:p>
-    <w:p>
-      <w:pPr>
-        <w:tabs>
-          <w:tab w:val="right" w:pos="9360"/>
-        </w:tabs>
-      </w:pPr>
-      <w:r>
-        <w:t>&lt;&lt;workAddr&gt;&gt;</w:t>
-      </w:r>
-    </w:p>
-    <w:p>
-      <w:pPr>
-        <w:tabs>
-          <w:tab w:val="right" w:pos="9360"/>
-        </w:tabs>
-      </w:pPr>
-      <w:r>
-        <w:t>&lt;&lt;CSZ&gt;&gt;</w:t>
-      </w:r>
-    </w:p>
-    <w:p/>
-    <w:p>
-      <w:pPr>
-        <w:tabs>
-          <w:tab w:val="left" w:pos="-1440"/>
-        </w:tabs>
-        <w:ind w:left="720" w:hanging="720"/>
-        <w:rPr>
-          <w:noProof/>
-        </w:rPr>
-      </w:pPr>
-      <w:r>
-        <w:rPr>
-          <w:noProof/>
-        </w:rPr>
-        <w:t>Re:</w:t>
-      </w:r>
-      <w:r>
-        <w:rPr>
-          <w:noProof/>
-        </w:rPr>
-        <w:tab/>
-      </w:r>
-      <w:r>
-        <w:rPr>
-          <w:b/>
-          <w:bCs/>
-          <w:noProof/>
-        </w:rPr>
-        <w:t>Your Ref. No. &lt;&lt;clientRefNo&gt;&gt; -</w:t>
-      </w:r>
-      <w:r>
-        <w:rPr>
-          <w:noProof/>
-        </w:rPr>
-        <w:t xml:space="preserve"> </w:t>
-      </w:r>
-      <w:r>
-        <w:rPr>
-          <w:noProof/>
-        </w:rPr>
-        <w:t>Our Ref. No. &lt;&lt;matterNo&gt;&gt;</w:t>
-      </w:r>
-    </w:p>
-    <w:p>
-      <w:pPr>
-        <w:tabs>
-          <w:tab w:val="left" w:pos="-1440"/>
-        </w:tabs>
-        <w:rPr>
-          <w:noProof/>
-        </w:rPr>
-      </w:pPr>
-      <w:r>
-        <w:rPr>
-          <w:noProof/>
-        </w:rPr>
-        <w:tab/>
-        <w:t>U.S. Patent Application Serial No.: &lt;&lt;serialNo&gt;&gt;</w:t>
+      </w:r>
+      <w:r>
+        <w:t>Patent Application Serial No.: &lt;&lt;This.serialNo&gt;&gt;, filed &lt;&lt;This.filedDate&gt;&gt;</w:t>
       </w:r>
     </w:p>
     <w:p>
@@ -213,26 +181,12 @@
           <w:noProof/>
         </w:rPr>
       </w:pPr>
-    </w:p>
-    <w:p>
-      <w:pPr>
-        <w:rPr>
-          <w:noProof/>
-        </w:rPr>
-      </w:pPr>
-      <w:r>
-        <w:rPr>
-          <w:noProof/>
-        </w:rPr>
-        <w:t>Dear &lt;&lt;salutation&gt;&gt;:</w:t>
-      </w:r>
-    </w:p>
-    <w:p>
-      <w:pPr>
-        <w:rPr>
-          <w:noProof/>
-        </w:rPr>
-      </w:pPr>
+      <w:r>
+        <w:rPr>
+          <w:noProof/>
+        </w:rPr>
+        <w:t>&lt;&lt;salutation&gt;&gt;</w:t>
+      </w:r>
     </w:p>
     <w:p>
       <w:pPr>
@@ -316,13 +270,6 @@
         </w:rPr>
         <w:t>Please also instruct us as to whether you wish to file any additional application filings (divisional or continuation) based on this matter.</w:t>
       </w:r>
-    </w:p>
-    <w:p>
-      <w:pPr>
-        <w:rPr>
-          <w:noProof/>
-        </w:rPr>
-      </w:pPr>
     </w:p>
     <w:p>
       <w:pPr>
@@ -344,13 +291,6 @@
           <w:noProof/>
         </w:rPr>
       </w:pPr>
-    </w:p>
-    <w:p>
-      <w:pPr>
-        <w:rPr>
-          <w:noProof/>
-        </w:rPr>
-      </w:pPr>
       <w:r>
         <w:rPr>
           <w:noProof/>
@@ -378,129 +318,6 @@
         <w:t>If you have any questions regarding this matter, please contact contact &lt;&lt;WAName&gt;&gt; at &lt;&lt;WAPhone&gt;&gt;.</w:t>
       </w:r>
     </w:p>
-    <w:p>
-      <w:pPr>
-        <w:rPr>
-          <w:noProof/>
-        </w:rPr>
-      </w:pPr>
-    </w:p>
-    <w:p>
-      <w:pPr>
-        <w:rPr>
-          <w:noProof/>
-        </w:rPr>
-      </w:pPr>
-      <w:r>
-        <w:rPr>
-          <w:noProof/>
-        </w:rPr>
-        <w:t>Sincerely,</w:t>
-      </w:r>
-    </w:p>
-    <w:p>
-      <w:pPr>
-        <w:rPr>
-          <w:noProof/>
-        </w:rPr>
-      </w:pPr>
-    </w:p>
-    <w:p>
-      <w:pPr>
-        <w:rPr>
-          <w:noProof/>
-        </w:rPr>
-      </w:pPr>
-    </w:p>
-    <w:p>
-      <w:pPr>
-        <w:rPr>
-          <w:noProof/>
-        </w:rPr>
-      </w:pPr>
-    </w:p>
-    <w:p>
-      <w:pPr>
-        <w:pStyle w:val="Header"/>
-        <w:tabs>
-          <w:tab w:val="clear" w:pos="4320"/>
-          <w:tab w:val="clear" w:pos="8640"/>
-        </w:tabs>
-      </w:pPr>
-      <w:r>
-        <w:t>&lt;&lt;cmgName&gt;&gt;</w:t>
-      </w:r>
-    </w:p>
-    <w:p>
-      <w:pPr>
-        <w:pStyle w:val="Header"/>
-        <w:tabs>
-          <w:tab w:val="clear" w:pos="4320"/>
-          <w:tab w:val="clear" w:pos="8640"/>
-        </w:tabs>
-      </w:pPr>
-      <w:r>
-        <w:t>Case Management Assistant</w:t>
-      </w:r>
-    </w:p>
-    <w:p>
-      <w:pPr>
-        <w:rPr>
-          <w:noProof/>
-        </w:rPr>
-      </w:pPr>
-    </w:p>
-    <w:p>
-      <w:pPr>
-        <w:rPr>
-          <w:noProof/>
-        </w:rPr>
-      </w:pPr>
-      <w:r>
-        <w:rPr>
-          <w:noProof/>
-        </w:rPr>
-        <w:t>&lt;&lt;enclosures&gt;&gt;</w:t>
-      </w:r>
-    </w:p>
-    <w:p>
-      <w:pPr>
-        <w:ind w:left="1440"/>
-      </w:pPr>
-    </w:p>
-    <w:tbl>
-      <w:tblPr>
-        <w:tblW w:w="9468" w:type="dxa"/>
-        <w:tblLook w:val="01E0" w:firstRow="1" w:lastRow="1" w:firstColumn="1" w:lastColumn="1" w:noHBand="0" w:noVBand="0"/>
-      </w:tblPr>
-      <w:tblGrid>
-        <w:gridCol w:w="1548"/>
-        <w:gridCol w:w="7920"/>
-      </w:tblGrid>
-      <w:tr>
-        <w:tc>
-          <w:tcPr>
-            <w:tcW w:w="1548" w:type="dxa"/>
-          </w:tcPr>
-          <w:p>
-            <w:r>
-              <w:t>&lt;&lt;ccTag&gt;&gt;</w:t>
-            </w:r>
-          </w:p>
-        </w:tc>
-        <w:tc>
-          <w:tcPr>
-            <w:tcW w:w="7920" w:type="dxa"/>
-          </w:tcPr>
-          <w:p>
-            <w:r>
-              <w:t>&lt;&lt;ccName&gt;&gt;</w:t>
-            </w:r>
-          </w:p>
-        </w:tc>
-      </w:tr>
-    </w:tbl>
-    <w:p/>
     <w:sectPr>
       <w:pgSz w:w="12240" w:h="15840"/>
       <w:pgMar w:top="1440" w:right="1440" w:bottom="1440" w:left="1440" w:header="720" w:footer="720" w:gutter="0"/>
@@ -1068,6 +885,21 @@
       <w:szCs w:val="20"/>
     </w:rPr>
   </w:style>
+  <w:style w:type="paragraph" w:styleId="NormalWeb">
+    <w:name w:val="Normal (Web)"/>
+    <w:basedOn w:val="Normal"/>
+    <w:uiPriority w:val="99"/>
+    <w:unhideWhenUsed/>
+    <w:rsid w:val="00F47EFB"/>
+    <w:pPr>
+      <w:spacing w:before="100" w:beforeAutospacing="1" w:after="100" w:afterAutospacing="1"/>
+    </w:pPr>
+    <w:rPr>
+      <w:rFonts w:ascii="Calibri" w:eastAsia="Calibri" w:hAnsi="Calibri" w:cs="Calibri"/>
+      <w:sz w:val="22"/>
+      <w:szCs w:val="22"/>
+    </w:rPr>
+  </w:style>
 </w:styles>
 </file>
 

--- a/project/documents/reportletters/noticeofallowanceUpdate.docx
+++ b/project/documents/reportletters/noticeofallowanceUpdate.docx
@@ -14,7 +14,10 @@
         <w:t>SLW</w:t>
       </w:r>
       <w:r>
-        <w:t xml:space="preserve"> Report Out: Issue Fee filed</w:t>
+        <w:t xml:space="preserve"> Report Out: </w:t>
+      </w:r>
+      <w:r>
+        <w:t>&lt;&lt;activityname&gt;&gt;</w:t>
       </w:r>
     </w:p>
     <w:p>
@@ -71,7 +74,15 @@
         <w:spacing w:before="0" w:beforeAutospacing="0" w:after="0" w:afterAutospacing="0"/>
       </w:pPr>
       <w:r>
-        <w:t>&lt;&lt;This.WAName&gt;&gt; &lt;&lt;This.WAPhone&gt;&gt;  &lt;&lt;This.WAEmail&gt;&gt;</w:t>
+        <w:t>&lt;&lt;This.WAName&gt;&gt; &lt;&lt;This.WAPhone&gt;</w:t>
+      </w:r>
+      <w:proofErr w:type="gramStart"/>
+      <w:r>
+        <w:t>&gt;  &lt;&lt;This.WAEmail</w:t>
+      </w:r>
+      <w:proofErr w:type="gramEnd"/>
+      <w:r>
+        <w:t>&gt;&gt;</w:t>
       </w:r>
     </w:p>
     <w:p>
@@ -80,7 +91,15 @@
         <w:spacing w:before="0" w:beforeAutospacing="0" w:after="0" w:afterAutospacing="0"/>
       </w:pPr>
       <w:r>
-        <w:t>&lt;&lt;This.paraName&gt;&gt; &lt;&lt;This.paraPhone&gt;&gt;  &lt;&lt;This.paraEmail&gt;&gt;</w:t>
+        <w:t>&lt;&lt;This.paraName&gt;&gt; &lt;&lt;This.paraPhone&gt;</w:t>
+      </w:r>
+      <w:proofErr w:type="gramStart"/>
+      <w:r>
+        <w:t>&gt;  &lt;&lt;This.paraEmail</w:t>
+      </w:r>
+      <w:proofErr w:type="gramEnd"/>
+      <w:r>
+        <w:t>&gt;&gt;</w:t>
       </w:r>
     </w:p>
     <w:p/>
